--- a/examples/technical-blog.docx
+++ b/examples/technical-blog.docx
@@ -2374,6 +2374,7 @@
     </w:rPr>
     <w:tblPr>
       <w:tblStyleRowBandSize w:val="1"/>
+      <w:jc w:val="center"/>
       <w:tblBorders>
         <w:top w:color="DFE5EB" w:sz="4" w:val="single"/>
         <w:left w:color="DFE5EB" w:sz="4" w:val="single"/>
@@ -2441,6 +2442,7 @@
     <w:next w:val="BodyText"/>
     <w:qFormat/>
     <w:pPr>
+      <w:keepLines/>
       <w:spacing w:after="140" w:before="80" w:line="288" w:lineRule="atLeast"/>
       <w:jc w:val="center"/>
     </w:pPr>
@@ -2458,6 +2460,7 @@
     <w:qFormat/>
     <w:pPr>
       <w:keepNext/>
+      <w:keepLines/>
       <w:spacing w:after="140" w:before="80" w:line="288" w:lineRule="atLeast"/>
       <w:jc w:val="center"/>
     </w:pPr>
@@ -2474,6 +2477,7 @@
     <w:next w:val="BodyText"/>
     <w:qFormat/>
     <w:pPr>
+      <w:keepLines/>
       <w:spacing w:after="140" w:before="80" w:line="288" w:lineRule="atLeast"/>
       <w:jc w:val="center"/>
     </w:pPr>
